--- a/GOVERNANCE.docx
+++ b/GOVERNANCE.docx
@@ -51,7 +51,7 @@
           </w:tcPr>
           <w:p>
             <w:r>
-              <w:t>`3.8.1.0-pre-alpha`</w:t>
+              <w:t>3.8.1.0-pre-alpha</w:t>
             </w:r>
           </w:p>
         </w:tc>
@@ -95,7 +95,7 @@
           </w:tcPr>
           <w:p>
             <w:r>
-              <w:t>`GOVERNANCE.md`</w:t>
+              <w:t>GOVERNANCE.md</w:t>
             </w:r>
           </w:p>
         </w:tc>
@@ -123,7 +123,6 @@
         </w:tc>
       </w:tr>
     </w:tbl>
-    <w:p/>
     <w:p>
       <w:pPr>
         <w:pStyle w:val="Heading1"/>
@@ -132,10 +131,9 @@
         <w:t>Survivor Awareness Overhaul - governance</w:t>
       </w:r>
     </w:p>
-    <w:p/>
-    <w:p>
-      <w:r>
-        <w:t>Operating discipline for this repository. `NEO.md` is the instruction surface</w:t>
+    <w:p>
+      <w:r>
+        <w:t>Operating discipline for this repository. NEO.md is the instruction surface</w:t>
       </w:r>
     </w:p>
     <w:p>
@@ -145,10 +143,9 @@
     </w:p>
     <w:p>
       <w:r>
-        <w:t>`CLAUDE.md` and `AGENTS.md` are autoload shims pointing at `NEO.md`.</w:t>
-      </w:r>
-    </w:p>
-    <w:p/>
+        <w:t>CLAUDE.md and AGENTS.md are autoload shims pointing at NEO.md.</w:t>
+      </w:r>
+    </w:p>
     <w:p>
       <w:r>
         <w:t>The operator (ellyj3rain) is the design authority and the judge of how the</w:t>
@@ -159,7 +156,6 @@
         <w:t>game looks and plays. Code-level verification never settles that question.</w:t>
       </w:r>
     </w:p>
-    <w:p/>
     <w:p>
       <w:pPr>
         <w:pStyle w:val="Heading2"/>
@@ -168,7 +164,6 @@
         <w:t>Objective alignment stewardship</w:t>
       </w:r>
     </w:p>
-    <w:p/>
     <w:p>
       <w:r>
         <w:t>The chief implementer holds the standing Objective Alignment Steward role for</w:t>
@@ -214,7 +209,6 @@
         <w:t>overrides the operator's later direction.</w:t>
       </w:r>
     </w:p>
-    <w:p/>
     <w:p>
       <w:r>
         <w:t>Judge the usefulness of an integration across its downstream consumers as</w:t>
@@ -250,7 +244,6 @@
         <w:t>name confers the wrong authority.</w:t>
       </w:r>
     </w:p>
-    <w:p/>
     <w:p>
       <w:r>
         <w:t>The steward exchanges findings and downstream implications with other project</w:t>
@@ -276,7 +269,6 @@
         <w:t>canonical records and identify the unresolved comparison for later recovery.</w:t>
       </w:r>
     </w:p>
-    <w:p/>
     <w:p>
       <w:r>
         <w:t>Before an SAO agent uses, changes, integrates, presents or claims another</w:t>
@@ -327,10 +319,9 @@
         <w:t>reconfirmation. Contact does not transfer ownership or command peers.</w:t>
       </w:r>
     </w:p>
-    <w:p/>
-    <w:p>
-      <w:r>
-        <w:t>GZDS `Projects/gz-development-system/constitutional/OPERATOR_CONCEPT_LAW.md`</w:t>
+    <w:p>
+      <w:r>
+        <w:t>GZDS Projects/gz-development-system/constitutional/OPERATOR_CONCEPT_LAW.md</w:t>
       </w:r>
     </w:p>
     <w:p>
@@ -353,25 +344,24 @@
         <w:t>repairs observed drift. The record supports the work; actual behavior proves it.</w:t>
       </w:r>
     </w:p>
-    <w:p/>
-    <w:p>
-      <w:r>
-        <w:t>`README.md` is the human entry point. The canonical doc-pack is `MEMORY.md`,</w:t>
-      </w:r>
-    </w:p>
-    <w:p>
-      <w:r>
-        <w:t>`CORE.md`, `ARCHITECTURE.md`, `GOVERNANCE.md`, `DECISION_REGISTRY.md`,</w:t>
-      </w:r>
-    </w:p>
-    <w:p>
-      <w:r>
-        <w:t>`FINDINGS.md`, `BATCH_LOG.md`, `ROADMAP.md`, `SESSION_STATE.md`, `VERSION`.</w:t>
-      </w:r>
-    </w:p>
-    <w:p>
-      <w:r>
-        <w:t>Batch records live under `Batches/` in one alphanumeric sequence. `MEMORY.md`</w:t>
+    <w:p>
+      <w:r>
+        <w:t>README.md is the human entry point. The canonical doc-pack is MEMORY.md,</w:t>
+      </w:r>
+    </w:p>
+    <w:p>
+      <w:r>
+        <w:t>CORE.md, ARCHITECTURE.md, GOVERNANCE.md, DECISION_REGISTRY.md,</w:t>
+      </w:r>
+    </w:p>
+    <w:p>
+      <w:r>
+        <w:t>FINDINGS.md, BATCH_LOG.md, ROADMAP.md, SESSION_STATE.md, VERSION.</w:t>
+      </w:r>
+    </w:p>
+    <w:p>
+      <w:r>
+        <w:t>Batch records live under Batches/ in one alphanumeric sequence. MEMORY.md</w:t>
       </w:r>
     </w:p>
     <w:p>
@@ -384,7 +374,6 @@
         <w:t>regulatory, append-only, or historical.</w:t>
       </w:r>
     </w:p>
-    <w:p/>
     <w:p>
       <w:pPr>
         <w:pStyle w:val="Heading2"/>
@@ -393,18 +382,17 @@
         <w:t>Ground rules</w:t>
       </w:r>
     </w:p>
-    <w:p/>
     <w:p>
       <w:pPr>
         <w:pStyle w:val="ListBullet"/>
       </w:pPr>
       <w:r>
-        <w:t>**Verified APIs only.** Ground truth is the installed game: the decompiled</w:t>
-      </w:r>
-    </w:p>
-    <w:p>
-      <w:r>
-        <w:t xml:space="preserve">  `projectzomboid.jar` and the shipped `media/lua` + `media/scripts` trees.</w:t>
+        <w:t>Verified APIs only. Ground truth is the installed game: the decompiled</w:t>
+      </w:r>
+    </w:p>
+    <w:p>
+      <w:r>
+        <w:t xml:space="preserve">  projectzomboid.jar and the shipped media/lua + media/scripts trees.</w:t>
       </w:r>
     </w:p>
     <w:p>
@@ -422,7 +410,7 @@
         <w:pStyle w:val="ListBullet"/>
       </w:pPr>
       <w:r>
-        <w:t>**Tools are verified before their output is trusted.** An analysis script is</w:t>
+        <w:t>Tools are verified before their output is trusted. An analysis script is</w:t>
       </w:r>
     </w:p>
     <w:p>
@@ -440,7 +428,7 @@
         <w:pStyle w:val="ListBullet"/>
       </w:pPr>
       <w:r>
-        <w:t>**The engine's own seams.** `setNpc`, `AIComponent`, spawn-region tables,</w:t>
+        <w:t>The engine's own seams. setNpc, AIComponent, spawn-region tables,</w:t>
       </w:r>
     </w:p>
     <w:p>
@@ -450,7 +438,7 @@
     </w:p>
     <w:p>
       <w:r>
-        <w:t xml:space="preserve">  none exists, and record why in `DECISION_REGISTRY.md`.</w:t>
+        <w:t xml:space="preserve">  none exists, and record why in DECISION_REGISTRY.md.</w:t>
       </w:r>
     </w:p>
     <w:p>
@@ -458,7 +446,7 @@
         <w:pStyle w:val="ListBullet"/>
       </w:pPr>
       <w:r>
-        <w:t>**No omniscience, no oblivion.** Symmetric failures. A fix that widens what</w:t>
+        <w:t>No omniscience, no oblivion. Symmetric failures. A fix that widens what</w:t>
       </w:r>
     </w:p>
     <w:p>
@@ -481,7 +469,7 @@
         <w:pStyle w:val="ListBullet"/>
       </w:pPr>
       <w:r>
-        <w:t>**Low skill stays inside the human envelope.** Incompetence is slow,</w:t>
+        <w:t>Low skill stays inside the human envelope. Incompetence is slow,</w:t>
       </w:r>
     </w:p>
     <w:p>
@@ -499,7 +487,7 @@
         <w:pStyle w:val="ListBullet"/>
       </w:pPr>
       <w:r>
-        <w:t>**Declarations are promises.** Settings copy and in-game text match shipped</w:t>
+        <w:t>Declarations are promises. Settings copy and in-game text match shipped</w:t>
       </w:r>
     </w:p>
     <w:p>
@@ -512,7 +500,7 @@
         <w:pStyle w:val="ListBullet"/>
       </w:pPr>
       <w:r>
-        <w:t>**Concepts are not copy.** Design terminology directs the work; it reaches</w:t>
+        <w:t>Concepts are not copy. Design terminology directs the work; it reaches</w:t>
       </w:r>
     </w:p>
     <w:p>
@@ -537,7 +525,7 @@
     </w:p>
     <w:p>
       <w:r>
-        <w:t xml:space="preserve">  `SPEECH.md` supplies direction for this behavior.</w:t>
+        <w:t xml:space="preserve">  SPEECH.md supplies direction for this behavior.</w:t>
       </w:r>
     </w:p>
     <w:p>
@@ -545,7 +533,7 @@
         <w:pStyle w:val="ListBullet"/>
       </w:pPr>
       <w:r>
-        <w:t>**Owned source integration.** DR-058 and DR-060 establish a permanent rule</w:t>
+        <w:t>Owned source integration. DR-058 and DR-060 establish a permanent rule</w:t>
       </w:r>
     </w:p>
     <w:p>
@@ -608,7 +596,7 @@
         <w:pStyle w:val="ListBullet"/>
       </w:pPr>
       <w:r>
-        <w:t>**Source identifiers.** Compatibility adapters retain the exact installed</w:t>
+        <w:t>Source identifiers. Compatibility adapters retain the exact installed</w:t>
       </w:r>
     </w:p>
     <w:p>
@@ -626,10 +614,9 @@
         <w:pStyle w:val="ListBullet"/>
       </w:pPr>
       <w:r>
-        <w:t>**Local-first.** The project tree is canonical; remotes publish that state.</w:t>
-      </w:r>
-    </w:p>
-    <w:p/>
+        <w:t>Local-first. The project tree is canonical; remotes publish that state.</w:t>
+      </w:r>
+    </w:p>
     <w:p>
       <w:pPr>
         <w:pStyle w:val="Heading2"/>
@@ -638,13 +625,12 @@
         <w:t>Boundaries set by the operator</w:t>
       </w:r>
     </w:p>
-    <w:p/>
     <w:p>
       <w:pPr>
         <w:pStyle w:val="ListBullet"/>
       </w:pPr>
       <w:r>
-        <w:t>**Food source integration.** DR-053 authorizes the requested ordinary food</w:t>
+        <w:t>Food source integration. DR-053 authorizes the requested ordinary food</w:t>
       </w:r>
     </w:p>
     <w:p>
@@ -667,12 +653,12 @@
         <w:pStyle w:val="ListBullet"/>
       </w:pPr>
       <w:r>
-        <w:t>**Two live saves survive every deploy** - one fresh in Irvington, one with</w:t>
-      </w:r>
-    </w:p>
-    <w:p>
-      <w:r>
-        <w:t xml:space="preserve">  companions. `save_compat_test` guards this and runs in the gate.</w:t>
+        <w:t>Two live saves survive every deploy - one fresh in Irvington, one with</w:t>
+      </w:r>
+    </w:p>
+    <w:p>
+      <w:r>
+        <w:t xml:space="preserve">  companions. save_compat_test guards this and runs in the gate.</w:t>
       </w:r>
     </w:p>
     <w:p>
@@ -680,7 +666,7 @@
         <w:pStyle w:val="ListBullet"/>
       </w:pPr>
       <w:r>
-        <w:t>**Never orbit the operator's play.** No test requests, no session polling.</w:t>
+        <w:t>Never orbit the operator's play. No test requests, no session polling.</w:t>
       </w:r>
     </w:p>
     <w:p>
@@ -688,7 +674,6 @@
         <w:t xml:space="preserve">  If a deploy refuses because the game is running, one factual line at most.</w:t>
       </w:r>
     </w:p>
-    <w:p/>
     <w:p>
       <w:pPr>
         <w:pStyle w:val="Heading2"/>
@@ -697,13 +682,12 @@
         <w:t>Execution discipline</w:t>
       </w:r>
     </w:p>
-    <w:p/>
     <w:p>
       <w:pPr>
         <w:pStyle w:val="ListBullet"/>
       </w:pPr>
       <w:r>
-        <w:t>**Operator-mediated.** Substantive direction comes from the operator. Where</w:t>
+        <w:t>Operator-mediated. Substantive direction comes from the operator. Where</w:t>
       </w:r>
     </w:p>
     <w:p>
@@ -731,7 +715,7 @@
         <w:pStyle w:val="ListBullet"/>
       </w:pPr>
       <w:r>
-        <w:t>**Every problem in a message is in scope.** Two complaints that look similar</w:t>
+        <w:t>Every problem in a message is in scope. Two complaints that look similar</w:t>
       </w:r>
     </w:p>
     <w:p>
@@ -754,7 +738,7 @@
         <w:pStyle w:val="ListBullet"/>
       </w:pPr>
       <w:r>
-        <w:t>**A representative example is not the design seed.** When the operator</w:t>
+        <w:t>A representative example is not the design seed. When the operator</w:t>
       </w:r>
     </w:p>
     <w:p>
@@ -767,22 +751,22 @@
         <w:pStyle w:val="ListBullet"/>
       </w:pPr>
       <w:r>
-        <w:t>**Batches.** Work lands in numbered batches, one alphanumeric sequence,</w:t>
-      </w:r>
-    </w:p>
-    <w:p>
-      <w:r>
-        <w:t xml:space="preserve">  recorded in `BATCH_LOG.md` with a record under `Batches/`. The A era closed</w:t>
-      </w:r>
-    </w:p>
-    <w:p>
-      <w:r>
-        <w:t xml:space="preserve">  at `[A29]`, the B era closed at `[B52]`, and the C era opens at `C1`.</w:t>
-      </w:r>
-    </w:p>
-    <w:p>
-      <w:r>
-        <w:t xml:space="preserve">  Batch shape and commit shape are defined in `NEO.md`.</w:t>
+        <w:t>Batches. Work lands in numbered batches, one alphanumeric sequence,</w:t>
+      </w:r>
+    </w:p>
+    <w:p>
+      <w:r>
+        <w:t xml:space="preserve">  recorded in BATCH_LOG.md with a record under Batches/. The A era closed</w:t>
+      </w:r>
+    </w:p>
+    <w:p>
+      <w:r>
+        <w:t xml:space="preserve">  at [A29], the B era closed at [B52], and the C era opens at C1.</w:t>
+      </w:r>
+    </w:p>
+    <w:p>
+      <w:r>
+        <w:t xml:space="preserve">  Batch shape and commit shape are defined in NEO.md.</w:t>
       </w:r>
     </w:p>
     <w:p>
@@ -790,7 +774,7 @@
         <w:pStyle w:val="ListBullet"/>
       </w:pPr>
       <w:r>
-        <w:t>**Batch scope follows the product.** Each batch names a coherent behavior or</w:t>
+        <w:t>Batch scope follows the product. Each batch names a coherent behavior or</w:t>
       </w:r>
     </w:p>
     <w:p>
@@ -833,7 +817,7 @@
         <w:pStyle w:val="ListBullet"/>
       </w:pPr>
       <w:r>
-        <w:t>**Project history and forge history are separate things.** The batch</w:t>
+        <w:t>Project history and forge history are separate things. The batch</w:t>
       </w:r>
     </w:p>
     <w:p>
@@ -858,7 +842,7 @@
     </w:p>
     <w:p>
       <w:r>
-        <w:t xml:space="preserve">  is preserved on the `archive/` branches, untouched.</w:t>
+        <w:t xml:space="preserve">  is preserved on the archive/ branches, untouched.</w:t>
       </w:r>
     </w:p>
     <w:p>
@@ -866,7 +850,7 @@
         <w:pStyle w:val="ListBullet"/>
       </w:pPr>
       <w:r>
-        <w:t>**Versioning.** `VERSION` advances with shipped surface change, not with</w:t>
+        <w:t>Versioning. VERSION advances with shipped surface change, not with</w:t>
       </w:r>
     </w:p>
     <w:p>
@@ -909,7 +893,7 @@
         <w:pStyle w:val="ListBullet"/>
       </w:pPr>
       <w:r>
-        <w:t>**Deploys.** Deploys go through `tools/deploy.sh`, which refuses while the</w:t>
+        <w:t>Deploys. Deploys go through tools/deploy.sh, which refuses while the</w:t>
       </w:r>
     </w:p>
     <w:p>
@@ -917,7 +901,6 @@
         <w:t xml:space="preserve">  game holds the jar. The refusal is correct behaviour, not a bug.</w:t>
       </w:r>
     </w:p>
-    <w:p/>
     <w:p>
       <w:pPr>
         <w:pStyle w:val="Heading2"/>
@@ -926,10 +909,9 @@
         <w:t>Evidence standard</w:t>
       </w:r>
     </w:p>
-    <w:p/>
-    <w:p>
-      <w:r>
-        <w:t>A finding is admitted to `FINDINGS.md` when it is reproducible from stated</w:t>
+    <w:p>
+      <w:r>
+        <w:t>A finding is admitted to FINDINGS.md when it is reproducible from stated</w:t>
       </w:r>
     </w:p>
     <w:p>
@@ -952,7 +934,6 @@
         <w:t>as change.</w:t>
       </w:r>
     </w:p>
-    <w:p/>
     <w:p>
       <w:pPr>
         <w:pStyle w:val="Heading2"/>
@@ -961,7 +942,6 @@
         <w:t>Testing and validation</w:t>
       </w:r>
     </w:p>
-    <w:p/>
     <w:p>
       <w:r>
         <w:t>Validation is proportional to the actual changes, their dependencies and the</w:t>
@@ -987,7 +967,6 @@
         <w:t>smallest sufficient set of checks that covers those effects.</w:t>
       </w:r>
     </w:p>
-    <w:p/>
     <w:p>
       <w:r>
         <w:t>A passing result remains valid while the implementation, test, dependencies,</w:t>
@@ -1023,7 +1002,6 @@
         <w:t>A changed commit identifier alone does not invalidate unchanged relevant inputs.</w:t>
       </w:r>
     </w:p>
-    <w:p/>
     <w:p>
       <w:r>
         <w:t>Preserve independently valid successes when another check fails. A failed or</w:t>
@@ -1054,7 +1032,6 @@
         <w:t>distinguished from verification completed in the task.</w:t>
       </w:r>
     </w:p>
-    <w:p/>
     <w:p>
       <w:r>
         <w:t>Documentation, formatting, version, inventory and other metadata changes receive</w:t>
@@ -1085,7 +1062,6 @@
         <w:t>it does not restart unrelated simulation tests.</w:t>
       </w:r>
     </w:p>
-    <w:p/>
     <w:p>
       <w:r>
         <w:t>Broaden validation when changes cross shared interfaces, alter fundamental</w:t>
@@ -1121,7 +1097,6 @@
         <w:t>everything before every commit.</w:t>
       </w:r>
     </w:p>
-    <w:p/>
     <w:p>
       <w:r>
         <w:t>Order validation so cheap checks that can invalidate the candidate precede</w:t>
@@ -1147,7 +1122,6 @@
         <w:t>effects.</w:t>
       </w:r>
     </w:p>
-    <w:p/>
     <w:p>
       <w:r>
         <w:t>Once the uncertainties necessary to establish the requested outcome are resolved,</w:t>
@@ -1168,7 +1142,6 @@
         <w:t>clean runs and procedural activity are not completion criteria.</w:t>
       </w:r>
     </w:p>
-    <w:p/>
     <w:p>
       <w:r>
         <w:t>Neo maintains the current product assessment from accumulated implementation,</w:t>
@@ -1181,7 +1154,7 @@
     </w:p>
     <w:p>
       <w:r>
-        <w:t>`neo-verification-assessment`. The operator plays the aggregate build. Delivered</w:t>
+        <w:t>neo-verification-assessment. The operator plays the aggregate build. Delivered</w:t>
       </w:r>
     </w:p>
     <w:p>
@@ -1199,7 +1172,6 @@
         <w:t>and dynamic comparisons are not general batch completion requirements.</w:t>
       </w:r>
     </w:p>
-    <w:p/>
     <w:p>
       <w:r>
         <w:t>Report briefly what ran, which valid evidence was reused and why it applies,</w:t>
@@ -1220,7 +1192,6 @@
         <w:t>a new test or framework is warranted only by a concrete gap.</w:t>
       </w:r>
     </w:p>
-    <w:p/>
     <w:p>
       <w:pPr>
         <w:pStyle w:val="Heading3"/>
@@ -1229,7 +1200,6 @@
         <w:t>Process and project maturity</w:t>
       </w:r>
     </w:p>
-    <w:p/>
     <w:p>
       <w:r>
         <w:t>As the project grows, analysis deepens where a change introduces new</w:t>
@@ -1255,7 +1225,6 @@
         <w:t>relevant change or new finding warrants it.</w:t>
       </w:r>
     </w:p>
-    <w:p/>
     <w:p>
       <w:r>
         <w:t>Create room for deeper work by retiring redundant procedure, consolidating</w:t>
@@ -1286,7 +1255,6 @@
         <w:t>increasing complexity remains manageable.</w:t>
       </w:r>
     </w:p>
-    <w:p/>
     <w:p>
       <w:r>
         <w:t>Improve the established process through its use. Prior recatalogues provide</w:t>
@@ -1337,7 +1305,6 @@
         <w:t>that their methods or results are permanently finished.</w:t>
       </w:r>
     </w:p>
-    <w:p/>
     <w:p>
       <w:r>
         <w:t>The implemented 2026-10-03 ownership map resolves interfaces by authoritative</w:t>
@@ -1350,7 +1317,7 @@
     </w:p>
     <w:p>
       <w:r>
-        <w:t>projection in `Batches/Catalogue/` and `Batches/C_SHARED_BOUNDARIES.json`. The</w:t>
+        <w:t>projection in Batches/Catalogue/ and Batches/C_SHARED_BOUNDARIES.json. The</w:t>
       </w:r>
     </w:p>
     <w:p>
@@ -1360,7 +1327,7 @@
     </w:p>
     <w:p>
       <w:r>
-        <w:t>Current products in `Batches/Products/` follow the A/B coherent development-batch</w:t>
+        <w:t>Current products in Batches/Products/ follow the A/B coherent development-batch</w:t>
       </w:r>
     </w:p>
     <w:p>
@@ -1388,7 +1355,6 @@
         <w:t>recovery proof is separately dated.</w:t>
       </w:r>
     </w:p>
-    <w:p/>
     <w:p>
       <w:r>
         <w:t>Regulatory order follows product source chronology. The version machine credits</w:t>
@@ -1409,7 +1375,6 @@
         <w:t>acceptance and public publication retain separate receipts.</w:t>
       </w:r>
     </w:p>
-    <w:p/>
     <w:p>
       <w:pPr>
         <w:pStyle w:val="Heading3"/>
@@ -1418,15 +1383,14 @@
         <w:t>Existing hook and required CI</w:t>
       </w:r>
     </w:p>
-    <w:p/>
-    <w:p>
-      <w:r>
-        <w:t>`tools/check.sh` is the complete suite. The current local hook in</w:t>
-      </w:r>
-    </w:p>
-    <w:p>
-      <w:r>
-        <w:t>`tools/pre-commit` invokes it with `--staged`; that flag narrows the initial Lua</w:t>
+    <w:p>
+      <w:r>
+        <w:t>tools/check.sh is the complete suite. The current local hook in</w:t>
+      </w:r>
+    </w:p>
+    <w:p>
+      <w:r>
+        <w:t>tools/pre-commit invokes it with --staged; that flag narrows the initial Lua</w:t>
       </w:r>
     </w:p>
     <w:p>
@@ -1446,7 +1410,7 @@
     </w:p>
     <w:p>
       <w:r>
-        <w:t>command-scoped `git commit --no-verify` option. This permits evidence reuse;</w:t>
+        <w:t>command-scoped git commit --no-verify option. This permits evidence reuse;</w:t>
       </w:r>
     </w:p>
     <w:p>
@@ -1454,43 +1418,86 @@
         <w:t>it is not a passing gate result. Persistent hook disabling is unnecessary.</w:t>
       </w:r>
     </w:p>
-    <w:p/>
-    <w:p>
-      <w:r>
-        <w:t>The required GitHub `ci-verify` job in</w:t>
-      </w:r>
-    </w:p>
-    <w:p>
-      <w:r>
-        <w:t>`.github/workflows/ci-verify.yml` currently invokes the full suite for pull</w:t>
-      </w:r>
-    </w:p>
-    <w:p>
-      <w:r>
-        <w:t>requests and main pushes. Main branch protection requires `ci-verify` and</w:t>
-      </w:r>
-    </w:p>
-    <w:p>
-      <w:r>
-        <w:t>`codeql-python`. Report that concrete external publication constraint</w:t>
-      </w:r>
-    </w:p>
-    <w:p>
-      <w:r>
-        <w:t>when it causes additional work; it does not create a local requirement to</w:t>
-      </w:r>
-    </w:p>
-    <w:p>
-      <w:r>
-        <w:t>repeat the suite. Required remote checks still complete before merge. Their</w:t>
-      </w:r>
-    </w:p>
-    <w:p>
-      <w:r>
-        <w:t>results retain their own environment and skipped-observation boundaries.</w:t>
-      </w:r>
-    </w:p>
-    <w:p/>
+    <w:p>
+      <w:r>
+        <w:t>GitHub verification applies the same affected-contract selection as local</w:t>
+      </w:r>
+    </w:p>
+    <w:p>
+      <w:r>
+        <w:t>verification. The ci-verify job selects product and package checks from the</w:t>
+      </w:r>
+    </w:p>
+    <w:p>
+      <w:r>
+        <w:t>whole pull request's changed inputs and their dependencies. Changes across</w:t>
+      </w:r>
+    </w:p>
+    <w:p>
+      <w:r>
+        <w:t>shared runtime interfaces broaden the affected product checks. Repository</w:t>
+      </w:r>
+    </w:p>
+    <w:p>
+      <w:r>
+        <w:t>maintenance scanners retain their findings and logs in an advisory job. The</w:t>
+      </w:r>
+    </w:p>
+    <w:p>
+      <w:r>
+        <w:t>complete suite runs through explicit manual or scheduled advisory work.</w:t>
+      </w:r>
+    </w:p>
+    <w:p>
+      <w:r>
+        <w:t>Publication and a new commit identifier alone do not trigger another full run.</w:t>
+      </w:r>
+    </w:p>
+    <w:p>
+      <w:r>
+        <w:t>The protected pull request process and affected security checks remain in force.</w:t>
+      </w:r>
+    </w:p>
+    <w:p>
+      <w:r>
+        <w:t>Required checks always report their selected scope, actual results and skipped</w:t>
+      </w:r>
+    </w:p>
+    <w:p>
+      <w:r>
+        <w:t>observations. A diagnostic about unrelated repository maintenance is assigned</w:t>
+      </w:r>
+    </w:p>
+    <w:p>
+      <w:r>
+        <w:t>to its owner without becoming a product publication veto.</w:t>
+      </w:r>
+    </w:p>
+    <w:p>
+      <w:r>
+        <w:t>Source branch pushes preserve work independently of promotion to main. Normal</w:t>
+      </w:r>
+    </w:p>
+    <w:p>
+      <w:r>
+        <w:t>save, start and play flow follows the aggregate playable build. Publication CI</w:t>
+      </w:r>
+    </w:p>
+    <w:p>
+      <w:r>
+        <w:t>does not introduce an additional save or play condition. Neo owns CI rule</w:t>
+      </w:r>
+    </w:p>
+    <w:p>
+      <w:r>
+        <w:t>correction when the actual GitHub routing contradicts this discipline, and</w:t>
+      </w:r>
+    </w:p>
+    <w:p>
+      <w:r>
+        <w:t>records the live branch policy and published workflow separately.</w:t>
+      </w:r>
+    </w:p>
     <w:p>
       <w:pPr>
         <w:pStyle w:val="Heading2"/>
@@ -1499,7 +1506,6 @@
         <w:t>Analysis discipline</w:t>
       </w:r>
     </w:p>
-    <w:p/>
     <w:p>
       <w:r>
         <w:t>The evidence standard governs when a finding is admitted. This governs when an</w:t>
@@ -1515,13 +1521,12 @@
         <w:t>for; the citations are the receipts.</w:t>
       </w:r>
     </w:p>
-    <w:p/>
     <w:p>
       <w:pPr>
         <w:pStyle w:val="ListBullet"/>
       </w:pPr>
       <w:r>
-        <w:t>**A clean result is worthless without a control.** Validate an instrument</w:t>
+        <w:t>A clean result is worthless without a control. Validate an instrument</w:t>
       </w:r>
     </w:p>
     <w:p>
@@ -1539,7 +1544,7 @@
         <w:pStyle w:val="ListBullet"/>
       </w:pPr>
       <w:r>
-        <w:t>**A control against one shape does not cover a class.** [B32]'s zero was</w:t>
+        <w:t>A control against one shape does not cover a class. [B32]'s zero was</w:t>
       </w:r>
     </w:p>
     <w:p>
@@ -1557,7 +1562,7 @@
         <w:pStyle w:val="ListBullet"/>
       </w:pPr>
       <w:r>
-        <w:t>**Distinguish "found nothing" from "cannot see it".** What an instrument</w:t>
+        <w:t>Distinguish "found nothing" from "cannot see it". What an instrument</w:t>
       </w:r>
     </w:p>
     <w:p>
@@ -1570,12 +1575,12 @@
         <w:pStyle w:val="ListBullet"/>
       </w:pPr>
       <w:r>
-        <w:t>**An impossible number is the instrument confessing; a plausible one is the</w:t>
-      </w:r>
-    </w:p>
-    <w:p>
-      <w:r>
-        <w:t xml:space="preserve">  danger.** [B32]'s audit touched zero code files while rewriting one; [B32]</w:t>
+        <w:t>An impossible number is the instrument confessing; a plausible one is the</w:t>
+      </w:r>
+    </w:p>
+    <w:p>
+      <w:r>
+        <w:t xml:space="preserve">  danger. [B32]'s audit touched zero code files while rewriting one; [B32]</w:t>
       </w:r>
     </w:p>
     <w:p>
@@ -1593,7 +1598,7 @@
         <w:pStyle w:val="ListBullet"/>
       </w:pPr>
       <w:r>
-        <w:t>**Hand-check a tool you have just written.** Every false positive in the B</w:t>
+        <w:t>Hand-check a tool you have just written. Every false positive in the B</w:t>
       </w:r>
     </w:p>
     <w:p>
@@ -1606,7 +1611,7 @@
         <w:pStyle w:val="ListBullet"/>
       </w:pPr>
       <w:r>
-        <w:t>**Where the question is about the engine, ask the engine.** Not memory, and</w:t>
+        <w:t>Where the question is about the engine, ask the engine. Not memory, and</w:t>
       </w:r>
     </w:p>
     <w:p>
@@ -1619,7 +1624,7 @@
         <w:pStyle w:val="ListBullet"/>
       </w:pPr>
       <w:r>
-        <w:t>**Do not ship a noisy instrument.** A border that cries wolf gets ignored,</w:t>
+        <w:t>Do not ship a noisy instrument. A border that cries wolf gets ignored,</w:t>
       </w:r>
     </w:p>
     <w:p>
@@ -1647,7 +1652,7 @@
         <w:pStyle w:val="ListBullet"/>
       </w:pPr>
       <w:r>
-        <w:t>**Enumerate the idioms before writing the pattern.** A sweep matches one way</w:t>
+        <w:t>Enumerate the idioms before writing the pattern. A sweep matches one way</w:t>
       </w:r>
     </w:p>
     <w:p>
@@ -1670,7 +1675,7 @@
         <w:pStyle w:val="ListBullet"/>
       </w:pPr>
       <w:r>
-        <w:t>**A control that cannot fail is not a control.** Assert that the mutation</w:t>
+        <w:t>A control that cannot fail is not a control. Assert that the mutation</w:t>
       </w:r>
     </w:p>
     <w:p>
@@ -1688,12 +1693,12 @@
         <w:pStyle w:val="ListBullet"/>
       </w:pPr>
       <w:r>
-        <w:t>**A tool that cannot find its own motivating case is measuring something</w:t>
-      </w:r>
-    </w:p>
-    <w:p>
-      <w:r>
-        <w:t xml:space="preserve">  else.** Put the known defect back and require the tool to name it ([B35]).</w:t>
+        <w:t>A tool that cannot find its own motivating case is measuring something</w:t>
+      </w:r>
+    </w:p>
+    <w:p>
+      <w:r>
+        <w:t xml:space="preserve">  else. Put the known defect back and require the tool to name it ([B35]).</w:t>
       </w:r>
     </w:p>
     <w:p>
@@ -1701,7 +1706,7 @@
         <w:pStyle w:val="ListBullet"/>
       </w:pPr>
       <w:r>
-        <w:t>**Do not write the conclusion into the command.** A shell label written</w:t>
+        <w:t>Do not write the conclusion into the command. A shell label written</w:t>
       </w:r>
     </w:p>
     <w:p>
@@ -1714,7 +1719,7 @@
         <w:pStyle w:val="ListBullet"/>
       </w:pPr>
       <w:r>
-        <w:t>**A mirror that re-derives the rule cannot fail on the rule.** The mirrors</w:t>
+        <w:t>A mirror that re-derives the rule cannot fail on the rule. The mirrors</w:t>
       </w:r>
     </w:p>
     <w:p>
@@ -1742,7 +1747,7 @@
         <w:pStyle w:val="ListBullet"/>
       </w:pPr>
       <w:r>
-        <w:t>**Prose is not code.** An identifier in the comment explaining a call</w:t>
+        <w:t>Prose is not code. An identifier in the comment explaining a call</w:t>
       </w:r>
     </w:p>
     <w:p>
@@ -1755,7 +1760,6 @@
         <w:t xml:space="preserve">  not the name ([B37], [B35]).</w:t>
       </w:r>
     </w:p>
-    <w:p/>
     <w:sectPr>
       <w:pgSz w:w="12240" w:h="15840"/>
       <w:pgMar w:top="1440" w:right="1800" w:bottom="1440" w:left="1800" w:header="720" w:footer="720" w:gutter="0"/>
